--- a/AirOne_Firmware_CanSat/AirOne_Firmware_CanSat/docs/telemetry_protocol.docx
+++ b/AirOne_Firmware_CanSat/AirOne_Firmware_CanSat/docs/telemetry_protocol.docx
@@ -2,7 +2,7 @@
 <file path=word/document.xml><?xml version="1.0" encoding="utf-8"?>
 <w:document xmlns:w="http://schemas.openxmlformats.org/wordprocessingml/2006/main" xmlns:m="http://schemas.openxmlformats.org/officeDocument/2006/math" xmlns:r="http://schemas.openxmlformats.org/officeDocument/2006/relationships" xmlns:o="urn:schemas-microsoft-com:office:office" xmlns:v="urn:schemas-microsoft-com:vml" xmlns:w10="urn:schemas-microsoft-com:office:word" xmlns:a="http://schemas.openxmlformats.org/drawingml/2006/main" xmlns:pic="http://schemas.openxmlformats.org/drawingml/2006/picture" xmlns:wp="http://schemas.openxmlformats.org/drawingml/2006/wordprocessingDrawing">
   <w:body>
-    <w:bookmarkStart w:id="28" w:name="telemetry-protocol-specification"/>
+    <w:bookmarkStart w:id="29" w:name="telemetry-protocol-specification"/>
     <w:p>
       <w:pPr>
         <w:pStyle w:val="Heading1"/>
@@ -726,7 +726,7 @@
       </w:tr>
     </w:tbl>
     <w:bookmarkEnd w:id="21"/>
-    <w:bookmarkStart w:id="22" w:name="packet-types-packettype"/>
+    <w:bookmarkStart w:id="23" w:name="packet-types-packettype"/>
     <w:p>
       <w:pPr>
         <w:pStyle w:val="Heading2"/>
@@ -747,12 +747,12 @@
     <w:tbl>
       <w:tblPr>
         <w:tblStyle w:val="Table"/>
-        <w:tblW w:type="auto" w:w="0"/>
+        <w:tblW w:type="pct" w:w="5000"/>
         <w:tblLook w:firstRow="1" w:lastRow="0" w:firstColumn="0" w:lastColumn="0" w:noHBand="0" w:noVBand="0" w:val="0020"/>
       </w:tblPr>
       <w:tblGrid>
-        <w:gridCol w:w="3960"/>
-        <w:gridCol w:w="3960"/>
+        <w:gridCol w:w="4264"/>
+        <w:gridCol w:w="3655"/>
       </w:tblGrid>
       <w:tr>
         <w:trPr>
@@ -991,15 +991,40 @@
           </w:p>
         </w:tc>
       </w:tr>
+      <w:tr>
+        <w:tc>
+          <w:tcPr/>
+          <w:p>
+            <w:pPr>
+              <w:pStyle w:val="Compact"/>
+              <w:jc w:val="left"/>
+            </w:pPr>
+            <w:r>
+              <w:t xml:space="preserve">0x10</w:t>
+            </w:r>
+          </w:p>
+        </w:tc>
+        <w:tc>
+          <w:tcPr/>
+          <w:p>
+            <w:pPr>
+              <w:pStyle w:val="Compact"/>
+              <w:jc w:val="left"/>
+            </w:pPr>
+            <w:r>
+              <w:t xml:space="preserve">COMPACT (radio link only, see below — never reaches the ground station)</w:t>
+            </w:r>
+          </w:p>
+        </w:tc>
+      </w:tr>
     </w:tbl>
-    <w:bookmarkEnd w:id="22"/>
-    <w:bookmarkStart w:id="23" w:name="crc32"/>
+    <w:bookmarkStart w:id="22" w:name="compact-radio-payload-packet_type-0x10"/>
     <w:p>
       <w:pPr>
-        <w:pStyle w:val="Heading2"/>
-      </w:pPr>
-      <w:r>
-        <w:t xml:space="preserve">CRC32</w:t>
+        <w:pStyle w:val="Heading3"/>
+      </w:pPr>
+      <w:r>
+        <w:t xml:space="preserve">Compact radio payload (PACKET_TYPE 0x10)</w:t>
       </w:r>
     </w:p>
     <w:p>
@@ -1007,28 +1032,28 @@
         <w:pStyle w:val="FirstParagraph"/>
       </w:pPr>
       <w:r>
-        <w:t xml:space="preserve">The CRC32 is computed with</w:t>
-      </w:r>
-      <w:r>
-        <w:t xml:space="preserve"> </w:t>
-      </w:r>
-      <w:r>
-        <w:rPr>
-          <w:rStyle w:val="VerbatimChar"/>
-        </w:rPr>
-        <w:t xml:space="preserve">binascii.crc32</w:t>
-      </w:r>
-      <w:r>
-        <w:t xml:space="preserve"> </w:t>
-      </w:r>
-      <w:r>
-        <w:t xml:space="preserve">masked to 32 bits and packed</w:t>
-      </w:r>
-      <w:r>
-        <w:t xml:space="preserve"> </w:t>
-      </w:r>
-      <w:r>
-        <w:t xml:space="preserve">little-endian. It covers</w:t>
+        <w:t xml:space="preserve">One SX1268 LoRa packet holds at most 255 bytes. The JSON</w:t>
+      </w:r>
+      <w:r>
+        <w:t xml:space="preserve"> </w:t>
+      </w:r>
+      <w:r>
+        <w:rPr>
+          <w:rStyle w:val="VerbatimChar"/>
+        </w:rPr>
+        <w:t xml:space="preserve">SENSOR_DATA</w:t>
+      </w:r>
+      <w:r>
+        <w:t xml:space="preserve"> </w:t>
+      </w:r>
+      <w:r>
+        <w:t xml:space="preserve">payload is about 2.5 kB, so it can’t be sent over the air as-is. The CanSat</w:t>
+      </w:r>
+      <w:r>
+        <w:t xml:space="preserve"> </w:t>
+      </w:r>
+      <w:r>
+        <w:t xml:space="preserve">therefore sends the</w:t>
       </w:r>
       <w:r>
         <w:t xml:space="preserve"> </w:t>
@@ -1038,6 +1063,292 @@
           <w:bCs/>
           <w:b/>
         </w:rPr>
+        <w:t xml:space="preserve">same measurements</w:t>
+      </w:r>
+      <w:r>
+        <w:t xml:space="preserve"> </w:t>
+      </w:r>
+      <w:r>
+        <w:t xml:space="preserve">as a fixed-schema binary payload</w:t>
+      </w:r>
+      <w:r>
+        <w:t xml:space="preserve"> </w:t>
+      </w:r>
+      <w:r>
+        <w:t xml:space="preserve">(</w:t>
+      </w:r>
+      <w:r>
+        <w:rPr>
+          <w:rStyle w:val="VerbatimChar"/>
+        </w:rPr>
+        <w:t xml:space="preserve">airone_compact.h</w:t>
+      </w:r>
+      <w:r>
+        <w:t xml:space="preserve">), wrapped in an ordinary AirOne frame: same header,</w:t>
+      </w:r>
+      <w:r>
+        <w:t xml:space="preserve"> </w:t>
+      </w:r>
+      <w:r>
+        <w:t xml:space="preserve">sequence, timestamp, optional HMAC tag and CRC32. The ground bridge</w:t>
+      </w:r>
+      <w:r>
+        <w:t xml:space="preserve"> </w:t>
+      </w:r>
+      <w:r>
+        <w:t xml:space="preserve">(</w:t>
+      </w:r>
+      <w:r>
+        <w:rPr>
+          <w:rStyle w:val="VerbatimChar"/>
+        </w:rPr>
+        <w:t xml:space="preserve">airone_ground_bridge/</w:t>
+      </w:r>
+      <w:r>
+        <w:t xml:space="preserve">) verifies the frame and expands it back into JSON. It</w:t>
+      </w:r>
+      <w:r>
+        <w:t xml:space="preserve"> </w:t>
+      </w:r>
+      <w:r>
+        <w:t xml:space="preserve">adds the ground-measured</w:t>
+      </w:r>
+      <w:r>
+        <w:t xml:space="preserve"> </w:t>
+      </w:r>
+      <w:r>
+        <w:rPr>
+          <w:rStyle w:val="VerbatimChar"/>
+        </w:rPr>
+        <w:t xml:space="preserve">radio_rssi</w:t>
+      </w:r>
+      <w:r>
+        <w:t xml:space="preserve"> </w:t>
+      </w:r>
+      <w:r>
+        <w:t xml:space="preserve">/</w:t>
+      </w:r>
+      <w:r>
+        <w:t xml:space="preserve"> </w:t>
+      </w:r>
+      <w:r>
+        <w:rPr>
+          <w:rStyle w:val="VerbatimChar"/>
+        </w:rPr>
+        <w:t xml:space="preserve">radio_snr</w:t>
+      </w:r>
+      <w:r>
+        <w:t xml:space="preserve"> </w:t>
+      </w:r>
+      <w:r>
+        <w:t xml:space="preserve">and re-emits it over USB as</w:t>
+      </w:r>
+      <w:r>
+        <w:t xml:space="preserve"> </w:t>
+      </w:r>
+      <w:r>
+        <w:t xml:space="preserve">a normal</w:t>
+      </w:r>
+      <w:r>
+        <w:t xml:space="preserve"> </w:t>
+      </w:r>
+      <w:r>
+        <w:rPr>
+          <w:rStyle w:val="VerbatimChar"/>
+        </w:rPr>
+        <w:t xml:space="preserve">0x01 SENSOR_DATA</w:t>
+      </w:r>
+      <w:r>
+        <w:t xml:space="preserve"> </w:t>
+      </w:r>
+      <w:r>
+        <w:t xml:space="preserve">frame with the same sequence/timestamp, re-signed</w:t>
+      </w:r>
+      <w:r>
+        <w:t xml:space="preserve"> </w:t>
+      </w:r>
+      <w:r>
+        <w:t xml:space="preserve">when a key is configured. The ground station’s parser therefore needs no</w:t>
+      </w:r>
+      <w:r>
+        <w:t xml:space="preserve"> </w:t>
+      </w:r>
+      <w:r>
+        <w:t xml:space="preserve">change and continues to reject</w:t>
+      </w:r>
+      <w:r>
+        <w:t xml:space="preserve"> </w:t>
+      </w:r>
+      <w:r>
+        <w:rPr>
+          <w:rStyle w:val="VerbatimChar"/>
+        </w:rPr>
+        <w:t xml:space="preserve">0x10</w:t>
+      </w:r>
+      <w:r>
+        <w:t xml:space="preserve"> </w:t>
+      </w:r>
+      <w:r>
+        <w:t xml:space="preserve">as an unknown type if it ever sees one.</w:t>
+      </w:r>
+    </w:p>
+    <w:p>
+      <w:pPr>
+        <w:pStyle w:val="SourceCode"/>
+      </w:pPr>
+      <w:r>
+        <w:rPr>
+          <w:rStyle w:val="VerbatimChar"/>
+        </w:rPr>
+        <w:t xml:space="preserve">Offset  Size  Field (little-endian)</w:t>
+      </w:r>
+      <w:r>
+        <w:br/>
+      </w:r>
+      <w:r>
+        <w:rPr>
+          <w:rStyle w:val="VerbatimChar"/>
+        </w:rPr>
+        <w:t xml:space="preserve">0       1     schema version (1)</w:t>
+      </w:r>
+      <w:r>
+        <w:br/>
+      </w:r>
+      <w:r>
+        <w:rPr>
+          <w:rStyle w:val="VerbatimChar"/>
+        </w:rPr>
+        <w:t xml:space="preserve">1       1     flags: bit0 = altitude_rel / vertical_speed come from BME688 (else BMP581)</w:t>
+      </w:r>
+      <w:r>
+        <w:br/>
+      </w:r>
+      <w:r>
+        <w:rPr>
+          <w:rStyle w:val="VerbatimChar"/>
+        </w:rPr>
+        <w:t xml:space="preserve">2       8     presence mask: bit i set = field i present</w:t>
+      </w:r>
+      <w:r>
+        <w:br/>
+      </w:r>
+      <w:r>
+        <w:rPr>
+          <w:rStyle w:val="VerbatimChar"/>
+        </w:rPr>
+        <w:t xml:space="preserve">10      4*k   one 4-byte value per present field, in index order:</w:t>
+      </w:r>
+      <w:r>
+        <w:br/>
+      </w:r>
+      <w:r>
+        <w:rPr>
+          <w:rStyle w:val="VerbatimChar"/>
+        </w:rPr>
+        <w:t xml:space="preserve">              float32 | int32 = deg*1e7 (gnss_lat/lon) | uint32 (counters/enums/masks)</w:t>
+      </w:r>
+    </w:p>
+    <w:p>
+      <w:pPr>
+        <w:pStyle w:val="FirstParagraph"/>
+      </w:pPr>
+      <w:r>
+        <w:t xml:space="preserve">There are 39 fields (index order and units in</w:t>
+      </w:r>
+      <w:r>
+        <w:t xml:space="preserve"> </w:t>
+      </w:r>
+      <w:r>
+        <w:rPr>
+          <w:rStyle w:val="VerbatimChar"/>
+        </w:rPr>
+        <w:t xml:space="preserve">AC_FIELDS</w:t>
+      </w:r>
+      <w:r>
+        <w:t xml:space="preserve">). Fields absent from</w:t>
+      </w:r>
+      <w:r>
+        <w:t xml:space="preserve"> </w:t>
+      </w:r>
+      <w:r>
+        <w:t xml:space="preserve">the mask are</w:t>
+      </w:r>
+      <w:r>
+        <w:t xml:space="preserve"> </w:t>
+      </w:r>
+      <w:r>
+        <w:rPr>
+          <w:bCs/>
+          <w:b/>
+        </w:rPr>
+        <w:t xml:space="preserve">absent</w:t>
+      </w:r>
+      <w:r>
+        <w:t xml:space="preserve"> </w:t>
+      </w:r>
+      <w:r>
+        <w:t xml:space="preserve">from the expanded JSON. Nothing is filled in. A full</w:t>
+      </w:r>
+      <w:r>
+        <w:t xml:space="preserve"> </w:t>
+      </w:r>
+      <w:r>
+        <w:t xml:space="preserve">payload is 166 B, and the whole authenticated frame is 199 B. The full 2 Hz</w:t>
+      </w:r>
+      <w:r>
+        <w:t xml:space="preserve"> </w:t>
+      </w:r>
+      <w:r>
+        <w:t xml:space="preserve">JSON frames are kept on board (MicroSD, with W25Q128 failover).</w:t>
+      </w:r>
+    </w:p>
+    <w:bookmarkEnd w:id="22"/>
+    <w:bookmarkEnd w:id="23"/>
+    <w:bookmarkStart w:id="24" w:name="crc32"/>
+    <w:p>
+      <w:pPr>
+        <w:pStyle w:val="Heading2"/>
+      </w:pPr>
+      <w:r>
+        <w:t xml:space="preserve">CRC32</w:t>
+      </w:r>
+    </w:p>
+    <w:p>
+      <w:pPr>
+        <w:pStyle w:val="FirstParagraph"/>
+      </w:pPr>
+      <w:r>
+        <w:t xml:space="preserve">The CRC32 is computed with</w:t>
+      </w:r>
+      <w:r>
+        <w:t xml:space="preserve"> </w:t>
+      </w:r>
+      <w:r>
+        <w:rPr>
+          <w:rStyle w:val="VerbatimChar"/>
+        </w:rPr>
+        <w:t xml:space="preserve">binascii.crc32</w:t>
+      </w:r>
+      <w:r>
+        <w:t xml:space="preserve"> </w:t>
+      </w:r>
+      <w:r>
+        <w:t xml:space="preserve">masked to 32 bits and packed</w:t>
+      </w:r>
+      <w:r>
+        <w:t xml:space="preserve"> </w:t>
+      </w:r>
+      <w:r>
+        <w:t xml:space="preserve">little-endian. It covers</w:t>
+      </w:r>
+      <w:r>
+        <w:t xml:space="preserve"> </w:t>
+      </w:r>
+      <w:r>
+        <w:rPr>
+          <w:bCs/>
+          <w:b/>
+        </w:rPr>
         <w:t xml:space="preserve">every byte preceding the CRC field</w:t>
       </w:r>
       <w:r>
@@ -1086,8 +1397,8 @@
         <w:t xml:space="preserve">never treated as a real reading.</w:t>
       </w:r>
     </w:p>
-    <w:bookmarkEnd w:id="23"/>
-    <w:bookmarkStart w:id="24" w:name="frame-authentication-flag_authenticated"/>
+    <w:bookmarkEnd w:id="24"/>
+    <w:bookmarkStart w:id="25" w:name="frame-authentication-flag_authenticated"/>
     <w:p>
       <w:pPr>
         <w:pStyle w:val="Heading2"/>
@@ -1639,8 +1950,8 @@
         <w:t xml:space="preserve">and counted.</w:t>
       </w:r>
     </w:p>
-    <w:bookmarkEnd w:id="24"/>
-    <w:bookmarkStart w:id="25" w:name="stream-parsing"/>
+    <w:bookmarkEnd w:id="25"/>
+    <w:bookmarkStart w:id="26" w:name="stream-parsing"/>
     <w:p>
       <w:pPr>
         <w:pStyle w:val="Heading2"/>
@@ -1895,8 +2206,8 @@
         <w:t xml:space="preserve">the quality accounting downstream stays honest.</w:t>
       </w:r>
     </w:p>
-    <w:bookmarkEnd w:id="25"/>
-    <w:bookmarkStart w:id="26" w:name="forward-error-correction-optional"/>
+    <w:bookmarkEnd w:id="26"/>
+    <w:bookmarkStart w:id="27" w:name="forward-error-correction-optional"/>
     <w:p>
       <w:pPr>
         <w:pStyle w:val="Heading2"/>
@@ -2001,8 +2312,8 @@
         <w:t xml:space="preserve">rather than silently passed through as if valid.</w:t>
       </w:r>
     </w:p>
-    <w:bookmarkEnd w:id="26"/>
-    <w:bookmarkStart w:id="27" w:name="decoding-to-measurements"/>
+    <w:bookmarkEnd w:id="27"/>
+    <w:bookmarkStart w:id="28" w:name="decoding-to-measurements"/>
     <w:p>
       <w:pPr>
         <w:pStyle w:val="Heading2"/>
@@ -2180,8 +2491,8 @@
         <w:t xml:space="preserve">.</w:t>
       </w:r>
     </w:p>
-    <w:bookmarkEnd w:id="27"/>
     <w:bookmarkEnd w:id="28"/>
+    <w:bookmarkEnd w:id="29"/>
     <w:sectPr/>
   </w:body>
 </w:document>
